--- a/ru/wisdom-stories/door-to-the-heart.docx
+++ b/ru/wisdom-stories/door-to-the-heart.docx
@@ -9,14 +9,14 @@
           <w:bCs/>
           <w:lang/>
         </w:rPr>
-        <w:t xml:space="preserve">Свет </w:t>
+        <w:t xml:space="preserve">Дверь </w:t>
       </w:r>
       <w:r>
         <w:rPr>
           <w:b/>
           <w:bCs/>
         </w:rPr>
-        <w:t>вселенной</w:t>
+        <w:t>сердца</w:t>
       </w:r>
     </w:p>
     <w:p>
